--- a/vvdn/protocols/lin/lin-circuit-and-hardware-connections.docx
+++ b/vvdn/protocols/lin/lin-circuit-and-hardware-connections.docx
@@ -110,7 +110,7 @@
           <w:color w:val="282C34"/>
           <w:sz w:val="21"/>
         </w:rPr>
-        <w:t>$1\,\text{k}\Omega$ master pull-up termination</w:t>
+        <w:t>1 kΩ master pull-up termination</w:t>
       </w:r>
       <w:r>
         <w:rPr>
@@ -237,7 +237,7 @@
           <w:color w:val="282C34"/>
           <w:sz w:val="21"/>
         </w:rPr>
-        <w:t>$1.0\,\text{k}\Omega$ Master Termination Resistor</w:t>
+        <w:t>1.0 kΩ Master Termination Resistor</w:t>
       </w:r>
       <w:r>
         <w:rPr>
@@ -258,22 +258,7 @@
           <w:color w:val="282C34"/>
           <w:sz w:val="21"/>
         </w:rPr>
-        <w:t xml:space="preserve">The master pull-up drops the total bus impedance to </w:t>
-      </w:r>
-      <w:r>
-        <w:rPr>
-          <w:i/>
-          <w:color w:val="145AA0"/>
-          <w:sz w:val="21"/>
-        </w:rPr>
-        <w:t>\approx 1\,k\Omega \parallel (30\,k\Omega / N_{slaves) \approx 800\,\Omega \dots 950\,\Omega</w:t>
-      </w:r>
-      <w:r>
-        <w:rPr>
-          <w:color w:val="282C34"/>
-          <w:sz w:val="21"/>
-        </w:rPr>
-        <w:t>.</w:t>
+        <w:t>The master pull-up drops the total bus impedance to ≈ 1 kΩ || (30 kΩ / N_slaves) ≈ 800 Ω ... 950 Ω.</w:t>
       </w:r>
     </w:p>
     <w:p>
@@ -287,37 +272,7 @@
           <w:color w:val="282C34"/>
           <w:sz w:val="21"/>
         </w:rPr>
-        <w:t>This low impedance guarantees fast bus rise times (</w:t>
-      </w:r>
-      <w:r>
-        <w:rPr>
-          <w:i/>
-          <w:color w:val="145AA0"/>
-          <w:sz w:val="21"/>
-        </w:rPr>
-        <w:t>t_r &lt; 5\,µs</w:t>
-      </w:r>
-      <w:r>
-        <w:rPr>
-          <w:color w:val="282C34"/>
-          <w:sz w:val="21"/>
-        </w:rPr>
-        <w:t xml:space="preserve">) even with </w:t>
-      </w:r>
-      <w:r>
-        <w:rPr>
-          <w:i/>
-          <w:color w:val="145AA0"/>
-          <w:sz w:val="21"/>
-        </w:rPr>
-        <w:t>10\,nF</w:t>
-      </w:r>
-      <w:r>
-        <w:rPr>
-          <w:color w:val="282C34"/>
-          <w:sz w:val="21"/>
-        </w:rPr>
-        <w:t xml:space="preserve"> total harness wiring capacitance.</w:t>
+        <w:t>This low impedance guarantees fast bus rise times (t_r &lt; 5 µs) even with 10 nF total harness wiring capacitance.</w:t>
       </w:r>
     </w:p>
     <w:p>
@@ -353,22 +308,7 @@
           <w:color w:val="282C34"/>
           <w:sz w:val="21"/>
         </w:rPr>
-        <w:t xml:space="preserve">Placed in series with the </w:t>
-      </w:r>
-      <w:r>
-        <w:rPr>
-          <w:i/>
-          <w:color w:val="145AA0"/>
-          <w:sz w:val="21"/>
-        </w:rPr>
-        <w:t>1\,k\Omega</w:t>
-      </w:r>
-      <w:r>
-        <w:rPr>
-          <w:color w:val="282C34"/>
-          <w:sz w:val="21"/>
-        </w:rPr>
-        <w:t xml:space="preserve"> pull-up resistor.</w:t>
+        <w:t>Placed in series with the 1 kΩ pull-up resistor.</w:t>
       </w:r>
     </w:p>
     <w:p>
@@ -382,37 +322,7 @@
           <w:color w:val="282C34"/>
           <w:sz w:val="21"/>
         </w:rPr>
-        <w:t>If the vehicle battery voltage (</w:t>
-      </w:r>
-      <w:r>
-        <w:rPr>
-          <w:i/>
-          <w:color w:val="145AA0"/>
-          <w:sz w:val="21"/>
-        </w:rPr>
-        <w:t>V_{BAT</w:t>
-      </w:r>
-      <w:r>
-        <w:rPr>
-          <w:color w:val="282C34"/>
-          <w:sz w:val="21"/>
-        </w:rPr>
-        <w:t>) fluctuates or drops during engine crank (</w:t>
-      </w:r>
-      <w:r>
-        <w:rPr>
-          <w:i/>
-          <w:color w:val="145AA0"/>
-          <w:sz w:val="21"/>
-        </w:rPr>
-        <w:t>6\,V</w:t>
-      </w:r>
-      <w:r>
-        <w:rPr>
-          <w:color w:val="282C34"/>
-          <w:sz w:val="21"/>
-        </w:rPr>
-        <w:t xml:space="preserve"> cold crank), this diode prevents current from back-feeding from the bus capacitance into the battery rail.</w:t>
+        <w:t>If the vehicle battery voltage (V_BAT) fluctuates or drops during engine crank (6 V cold crank), this diode prevents current from back-feeding from the bus capacitance into the battery rail.</w:t>
       </w:r>
     </w:p>
     <w:p>
@@ -427,7 +337,7 @@
           <w:color w:val="282C34"/>
           <w:sz w:val="21"/>
         </w:rPr>
-        <w:t>Master EMC Filter Capacitor ($C_{master} = 1.0\,\text{nF}$)</w:t>
+        <w:t>Master EMC Filter Capacitor (C_master = 1.0 nF)</w:t>
       </w:r>
       <w:r>
         <w:rPr>
@@ -489,7 +399,7 @@
           <w:color w:val="282C34"/>
           <w:sz w:val="21"/>
         </w:rPr>
-        <w:t>integrated internal $30\,\text{k}\Omega$ pull-up</w:t>
+        <w:t>integrated internal 30 kΩ pull-up</w:t>
       </w:r>
       <w:r>
         <w:rPr>
@@ -612,29 +522,14 @@
           <w:color w:val="282C34"/>
           <w:sz w:val="21"/>
         </w:rPr>
-        <w:t>No External $1\,\text{k}\Omega$ Resistor</w:t>
+        <w:t>No External 1 kΩ Resistor</w:t>
       </w:r>
       <w:r>
         <w:rPr>
           <w:color w:val="282C34"/>
           <w:sz w:val="21"/>
         </w:rPr>
-        <w:t xml:space="preserve">: Adding an external </w:t>
-      </w:r>
-      <w:r>
-        <w:rPr>
-          <w:i/>
-          <w:color w:val="145AA0"/>
-          <w:sz w:val="21"/>
-        </w:rPr>
-        <w:t>1\,k\Omega</w:t>
-      </w:r>
-      <w:r>
-        <w:rPr>
-          <w:color w:val="282C34"/>
-          <w:sz w:val="21"/>
-        </w:rPr>
-        <w:t xml:space="preserve"> pull-up to a slave node will violate LIN specification pull-up requirements and overload transceiver output transistors.</w:t>
+        <w:t>: Adding an external 1 kΩ pull-up to a slave node will violate LIN specification pull-up requirements and overload transceiver output transistors.</w:t>
       </w:r>
     </w:p>
     <w:p>
@@ -649,44 +544,14 @@
           <w:color w:val="282C34"/>
           <w:sz w:val="21"/>
         </w:rPr>
-        <w:t>Slave Capacitance ($C_{slave} \approx 220\,\text{pF}$)</w:t>
+        <w:t>Slave Capacitance (C_slave ≈ 220 pF)</w:t>
       </w:r>
       <w:r>
         <w:rPr>
           <w:color w:val="282C34"/>
           <w:sz w:val="21"/>
         </w:rPr>
-        <w:t xml:space="preserve">: The LIN specification restricts each slave node to </w:t>
-      </w:r>
-      <w:r>
-        <w:rPr>
-          <w:i/>
-          <w:color w:val="145AA0"/>
-          <w:sz w:val="21"/>
-        </w:rPr>
-        <w:t>≤ 250\,pF</w:t>
-      </w:r>
-      <w:r>
-        <w:rPr>
-          <w:color w:val="282C34"/>
-          <w:sz w:val="21"/>
-        </w:rPr>
-        <w:t xml:space="preserve"> of total pin and filter capacitance to ensure a cluster of 16 slave nodes does not exceed the total maximum network capacitance limit (</w:t>
-      </w:r>
-      <w:r>
-        <w:rPr>
-          <w:i/>
-          <w:color w:val="145AA0"/>
-          <w:sz w:val="21"/>
-        </w:rPr>
-        <w:t>10\,nF</w:t>
-      </w:r>
-      <w:r>
-        <w:rPr>
-          <w:color w:val="282C34"/>
-          <w:sz w:val="21"/>
-        </w:rPr>
-        <w:t>).</w:t>
+        <w:t>: The LIN specification restricts each slave node to &lt;= 250 pF of total pin and filter capacitance to ensure a cluster of 16 slave nodes does not exceed the total maximum network capacitance limit (10 nF).</w:t>
       </w:r>
     </w:p>
     <w:p>
@@ -816,22 +681,7 @@
           <w:color w:val="282C34"/>
           <w:sz w:val="21"/>
         </w:rPr>
-        <w:t xml:space="preserve">: </w:t>
-      </w:r>
-      <w:r>
-        <w:rPr>
-          <w:i/>
-          <w:color w:val="145AA0"/>
-          <w:sz w:val="21"/>
-        </w:rPr>
-        <w:t>-100\,V</w:t>
-      </w:r>
-      <w:r>
-        <w:rPr>
-          <w:color w:val="282C34"/>
-          <w:sz w:val="21"/>
-        </w:rPr>
-        <w:t xml:space="preserve"> negative inductive spike clamped safely by the TVS forward diode drop.</w:t>
+        <w:t>: -100 V negative inductive spike clamped safely by the TVS forward diode drop.</w:t>
       </w:r>
     </w:p>
     <w:p>
@@ -853,22 +703,7 @@
           <w:color w:val="282C34"/>
           <w:sz w:val="21"/>
         </w:rPr>
-        <w:t xml:space="preserve">: </w:t>
-      </w:r>
-      <w:r>
-        <w:rPr>
-          <w:i/>
-          <w:color w:val="145AA0"/>
-          <w:sz w:val="21"/>
-        </w:rPr>
-        <w:t>+75\,V / ± 150\,V</w:t>
-      </w:r>
-      <w:r>
-        <w:rPr>
-          <w:color w:val="282C34"/>
-          <w:sz w:val="21"/>
-        </w:rPr>
-        <w:t xml:space="preserve"> high-frequency transients absorbed by the ferrite bead and TVS.</w:t>
+        <w:t>: +75 V / ± 150 V high-frequency transients absorbed by the ferrite bead and TVS.</w:t>
       </w:r>
     </w:p>
     <w:p>
@@ -890,37 +725,7 @@
           <w:color w:val="282C34"/>
           <w:sz w:val="21"/>
         </w:rPr>
-        <w:t xml:space="preserve">: </w:t>
-      </w:r>
-      <w:r>
-        <w:rPr>
-          <w:i/>
-          <w:color w:val="145AA0"/>
-          <w:sz w:val="21"/>
-        </w:rPr>
-        <w:t>± 15\,kV</w:t>
-      </w:r>
-      <w:r>
-        <w:rPr>
-          <w:color w:val="282C34"/>
-          <w:sz w:val="21"/>
-        </w:rPr>
-        <w:t xml:space="preserve"> air discharge and </w:t>
-      </w:r>
-      <w:r>
-        <w:rPr>
-          <w:i/>
-          <w:color w:val="145AA0"/>
-          <w:sz w:val="21"/>
-        </w:rPr>
-        <w:t>± 8\,kV</w:t>
-      </w:r>
-      <w:r>
-        <w:rPr>
-          <w:color w:val="282C34"/>
-          <w:sz w:val="21"/>
-        </w:rPr>
-        <w:t xml:space="preserve"> contact discharge.</w:t>
+        <w:t>: ± 15 kV air discharge and ± 8 kV contact discharge.</w:t>
       </w:r>
     </w:p>
     <w:p>
